--- a/Phone Book Management System.docx
+++ b/Phone Book Management System.docx
@@ -38519,7 +38519,7 @@
 </file>
 
 <file path=word/header1.xml><?xml version="1.0" encoding="utf-8"?>
-<w:hdr xmlns:wpc="http://schemas.microsoft.com/office/word/2010/wordprocessingCanvas" xmlns:cx="http://schemas.microsoft.com/office/drawing/2014/chartex" xmlns:cx1="http://schemas.microsoft.com/office/drawing/2015/9/8/chartex" xmlns:cx2="http://schemas.microsoft.com/office/drawing/2015/10/21/chartex" xmlns:cx3="http://schemas.microsoft.com/office/drawing/2016/5/9/chartex" xmlns:cx4="http://schemas.microsoft.com/office/drawing/2016/5/10/chartex" xmlns:cx5="http://schemas.microsoft.com/office/drawing/2016/5/11/chartex" xmlns:cx6="http://schemas.microsoft.com/office/drawing/2016/5/12/chartex" xmlns:cx7="http://schemas.microsoft.com/office/drawing/2016/5/13/chartex" xmlns:cx8="http://schemas.microsoft.com/office/drawing/2016/5/14/chartex" xmlns:mc="http://schemas.openxmlformats.org/markup-compatibility/2006" xmlns:aink="http://schemas.microsoft.com/office/drawing/2016/ink" xmlns:am3d="http://schemas.microsoft.com/office/drawing/2017/model3d" xmlns:o="urn:schemas-microsoft-com:office:office" xmlns:oel="http://schemas.microsoft.com/office/2019/extlst" xmlns:r="http://schemas.openxmlformats.org/officeDocument/2006/relationships" xmlns:m="http://schemas.openxmlformats.org/officeDocument/2006/math" xmlns:v="urn:schemas-microsoft-com:vml" xmlns:wp14="http://schemas.microsoft.com/office/word/2010/wordprocessingDrawing" xmlns:wp="http://schemas.openxmlformats.org/drawingml/2006/wordprocessingDrawing" xmlns:w10="urn:schemas-microsoft-com:office:word" xmlns:w="http://schemas.openxmlformats.org/wordprocessingml/2006/main" xmlns:w14="http://schemas.microsoft.com/office/word/2010/wordml" xmlns:w15="http://schemas.microsoft.com/office/word/2012/wordml" xmlns:w16cex="http://schemas.microsoft.com/office/word/2018/wordml/cex" xmlns:w16cid="http://schemas.microsoft.com/office/word/2016/wordml/cid" xmlns:w16="http://schemas.microsoft.com/office/word/2018/wordml" xmlns:w16du="http://schemas.microsoft.com/office/word/2023/wordml/word16du" xmlns:w16sdtdh="http://schemas.microsoft.com/office/word/2020/wordml/sdtdatahash" xmlns:w16sdtfl="http://schemas.microsoft.com/office/word/2024/wordml/sdtformatlock" xmlns:w16se="http://schemas.microsoft.com/office/word/2015/wordml/symex" xmlns:wpg="http://schemas.microsoft.com/office/word/2010/wordprocessingGroup" xmlns:wpi="http://schemas.microsoft.com/office/word/2010/wordprocessingInk" xmlns:wne="http://schemas.microsoft.com/office/word/2006/wordml" xmlns:wps="http://schemas.microsoft.com/office/word/2010/wordprocessingShape" mc:Ignorable="w14 w15 w16se w16cid w16 w16cex w16sdtdh w16sdtfl w16du wp14">
+<w:hdr xmlns:wpc="http://schemas.microsoft.com/office/word/2010/wordprocessingCanvas" xmlns:mc="http://schemas.openxmlformats.org/markup-compatibility/2006" xmlns:o="urn:schemas-microsoft-com:office:office" xmlns:r="http://schemas.openxmlformats.org/officeDocument/2006/relationships" xmlns:m="http://schemas.openxmlformats.org/officeDocument/2006/math" xmlns:v="urn:schemas-microsoft-com:vml" xmlns:wp14="http://schemas.microsoft.com/office/word/2010/wordprocessingDrawing" xmlns:wp="http://schemas.openxmlformats.org/drawingml/2006/wordprocessingDrawing" xmlns:w10="urn:schemas-microsoft-com:office:word" xmlns:w="http://schemas.openxmlformats.org/wordprocessingml/2006/main" xmlns:w14="http://schemas.microsoft.com/office/word/2010/wordml" xmlns:w15="http://schemas.microsoft.com/office/word/2012/wordml" xmlns:w16se="http://schemas.microsoft.com/office/word/2015/wordml/symex" xmlns:w16cid="http://schemas.microsoft.com/office/word/2016/wordml/cid" xmlns:w16="http://schemas.microsoft.com/office/word/2018/wordml" xmlns:w16cex="http://schemas.microsoft.com/office/word/2018/wordml/cex" xmlns:w16sdtdh="http://schemas.microsoft.com/office/word/2020/wordml/sdtdatahash" xmlns:wne="http://schemas.microsoft.com/office/word/2006/wordml" xmlns:wpg="http://schemas.microsoft.com/office/word/2010/wordprocessingGroup" xmlns:wps="http://schemas.microsoft.com/office/word/2010/wordprocessingShape">
   <w:p>
     <w:pPr>
       <w:pStyle w:val="Header"/>

--- a/Phone Book Management System.docx
+++ b/Phone Book Management System.docx
@@ -9523,10 +9523,10 @@
           <w:noProof/>
         </w:rPr>
         <w:drawing>
-          <wp:inline distT="0" distB="0" distL="0" distR="0" wp14:anchorId="24C62FD4" wp14:editId="6225A15E">
-            <wp:extent cx="5257800" cy="7115175"/>
-            <wp:effectExtent l="0" t="0" r="0" b="0"/>
-            <wp:docPr id="100000" name="Picture 100000"/>
+          <wp:inline distT="0" distB="0" distL="0" distR="0" wp14:anchorId="0CD34A83" wp14:editId="68F6707D">
+            <wp:extent cx="6050189" cy="8322068"/>
+            <wp:effectExtent l="0" t="0" r="8255" b="3175"/>
+            <wp:docPr id="908606727" name="Picture 1"/>
             <wp:cNvGraphicFramePr>
               <a:graphicFrameLocks xmlns:a="http://schemas.openxmlformats.org/drawingml/2006/main" noChangeAspect="1"/>
             </wp:cNvGraphicFramePr>
@@ -9534,11 +9534,17 @@
               <a:graphicData uri="http://schemas.openxmlformats.org/drawingml/2006/picture">
                 <pic:pic xmlns:pic="http://schemas.openxmlformats.org/drawingml/2006/picture">
                   <pic:nvPicPr>
-                    <pic:cNvPr id="100000" name="image100000"/>
+                    <pic:cNvPr id="908606727" name="Picture 908606727"/>
                     <pic:cNvPicPr/>
                   </pic:nvPicPr>
                   <pic:blipFill>
-                    <a:blip r:embed="rId8"/>
+                    <a:blip r:embed="rId8">
+                      <a:extLst>
+                        <a:ext uri="{28A0092B-C50C-407E-A947-70E740481C1C}">
+                          <a14:useLocalDpi xmlns:a14="http://schemas.microsoft.com/office/drawing/2010/main" val="0"/>
+                        </a:ext>
+                      </a:extLst>
+                    </a:blip>
                     <a:stretch>
                       <a:fillRect/>
                     </a:stretch>
@@ -9546,7 +9552,7 @@
                   <pic:spPr>
                     <a:xfrm>
                       <a:off x="0" y="0"/>
-                      <a:ext cx="5257800" cy="7115175"/>
+                      <a:ext cx="6067877" cy="8346397"/>
                     </a:xfrm>
                     <a:prstGeom prst="rect">
                       <a:avLst/>
@@ -9574,6 +9580,7 @@
           <w:sz w:val="24"/>
           <w:szCs w:val="24"/>
         </w:rPr>
+        <w:lastRenderedPageBreak/>
         <w:t>1.1. List of Actors</w:t>
       </w:r>
     </w:p>
@@ -9597,9 +9604,9 @@
         <w:tblLook w:val="07E0" w:firstRow="1" w:lastRow="1" w:firstColumn="1" w:lastColumn="1" w:noHBand="1" w:noVBand="1"/>
       </w:tblPr>
       <w:tblGrid>
-        <w:gridCol w:w="494"/>
-        <w:gridCol w:w="1904"/>
-        <w:gridCol w:w="5895"/>
+        <w:gridCol w:w="1072"/>
+        <w:gridCol w:w="1530"/>
+        <w:gridCol w:w="6761"/>
       </w:tblGrid>
       <w:tr>
         <w:trPr>
@@ -9607,7 +9614,7 @@
         </w:trPr>
         <w:tc>
           <w:tcPr>
-            <w:tcW w:w="0" w:type="auto"/>
+            <w:tcW w:w="1072" w:type="dxa"/>
             <w:tcBorders>
               <w:top w:val="single" w:sz="6" w:space="0" w:color="000000"/>
               <w:left w:val="single" w:sz="6" w:space="0" w:color="000000"/>
@@ -9640,7 +9647,7 @@
         </w:tc>
         <w:tc>
           <w:tcPr>
-            <w:tcW w:w="1904" w:type="dxa"/>
+            <w:tcW w:w="1530" w:type="dxa"/>
             <w:tcBorders>
               <w:top w:val="single" w:sz="6" w:space="0" w:color="000000"/>
               <w:left w:val="single" w:sz="6" w:space="0" w:color="000000"/>
@@ -9673,7 +9680,7 @@
         </w:tc>
         <w:tc>
           <w:tcPr>
-            <w:tcW w:w="5895" w:type="dxa"/>
+            <w:tcW w:w="6761" w:type="dxa"/>
             <w:tcBorders>
               <w:top w:val="single" w:sz="6" w:space="0" w:color="000000"/>
               <w:left w:val="single" w:sz="6" w:space="0" w:color="000000"/>
@@ -9711,7 +9718,7 @@
         </w:trPr>
         <w:tc>
           <w:tcPr>
-            <w:tcW w:w="0" w:type="auto"/>
+            <w:tcW w:w="1072" w:type="dxa"/>
             <w:tcBorders>
               <w:top w:val="single" w:sz="6" w:space="0" w:color="000000"/>
               <w:left w:val="single" w:sz="6" w:space="0" w:color="000000"/>
@@ -9735,14 +9742,13 @@
               <w:rPr>
                 <w:color w:val="000000"/>
               </w:rPr>
-              <w:lastRenderedPageBreak/>
               <w:t>1</w:t>
             </w:r>
           </w:p>
         </w:tc>
         <w:tc>
           <w:tcPr>
-            <w:tcW w:w="1904" w:type="dxa"/>
+            <w:tcW w:w="1530" w:type="dxa"/>
             <w:tcBorders>
               <w:top w:val="single" w:sz="6" w:space="0" w:color="000000"/>
               <w:left w:val="single" w:sz="6" w:space="0" w:color="000000"/>
@@ -9772,7 +9778,7 @@
         </w:tc>
         <w:tc>
           <w:tcPr>
-            <w:tcW w:w="5895" w:type="dxa"/>
+            <w:tcW w:w="6761" w:type="dxa"/>
             <w:tcBorders>
               <w:top w:val="single" w:sz="6" w:space="0" w:color="000000"/>
               <w:left w:val="single" w:sz="6" w:space="0" w:color="000000"/>
@@ -9807,7 +9813,7 @@
         </w:trPr>
         <w:tc>
           <w:tcPr>
-            <w:tcW w:w="0" w:type="auto"/>
+            <w:tcW w:w="1072" w:type="dxa"/>
             <w:tcBorders>
               <w:top w:val="single" w:sz="6" w:space="0" w:color="000000"/>
               <w:left w:val="single" w:sz="6" w:space="0" w:color="000000"/>
@@ -9837,7 +9843,7 @@
         </w:tc>
         <w:tc>
           <w:tcPr>
-            <w:tcW w:w="1904" w:type="dxa"/>
+            <w:tcW w:w="1530" w:type="dxa"/>
             <w:tcBorders>
               <w:top w:val="single" w:sz="6" w:space="0" w:color="000000"/>
               <w:left w:val="single" w:sz="6" w:space="0" w:color="000000"/>
@@ -9867,7 +9873,7 @@
         </w:tc>
         <w:tc>
           <w:tcPr>
-            <w:tcW w:w="5895" w:type="dxa"/>
+            <w:tcW w:w="6761" w:type="dxa"/>
             <w:tcBorders>
               <w:top w:val="single" w:sz="6" w:space="0" w:color="000000"/>
               <w:left w:val="single" w:sz="6" w:space="0" w:color="000000"/>
@@ -9935,8 +9941,8 @@
         <w:tblLook w:val="07E0" w:firstRow="1" w:lastRow="1" w:firstColumn="1" w:lastColumn="1" w:noHBand="1" w:noVBand="1"/>
       </w:tblPr>
       <w:tblGrid>
-        <w:gridCol w:w="2000"/>
-        <w:gridCol w:w="3510"/>
+        <w:gridCol w:w="1522"/>
+        <w:gridCol w:w="3988"/>
         <w:gridCol w:w="3600"/>
       </w:tblGrid>
       <w:tr>
@@ -9945,7 +9951,7 @@
         </w:trPr>
         <w:tc>
           <w:tcPr>
-            <w:tcW w:w="2000" w:type="dxa"/>
+            <w:tcW w:w="1522" w:type="dxa"/>
             <w:tcBorders>
               <w:top w:val="single" w:sz="6" w:space="0" w:color="000000"/>
               <w:left w:val="single" w:sz="6" w:space="0" w:color="000000"/>
@@ -9978,7 +9984,7 @@
         </w:tc>
         <w:tc>
           <w:tcPr>
-            <w:tcW w:w="3510" w:type="dxa"/>
+            <w:tcW w:w="3988" w:type="dxa"/>
             <w:tcBorders>
               <w:top w:val="single" w:sz="6" w:space="0" w:color="000000"/>
               <w:left w:val="single" w:sz="6" w:space="0" w:color="000000"/>
@@ -10049,7 +10055,7 @@
         </w:trPr>
         <w:tc>
           <w:tcPr>
-            <w:tcW w:w="2000" w:type="dxa"/>
+            <w:tcW w:w="1522" w:type="dxa"/>
             <w:tcBorders>
               <w:top w:val="single" w:sz="6" w:space="0" w:color="000000"/>
               <w:left w:val="single" w:sz="6" w:space="0" w:color="000000"/>
@@ -10079,7 +10085,7 @@
         </w:tc>
         <w:tc>
           <w:tcPr>
-            <w:tcW w:w="3510" w:type="dxa"/>
+            <w:tcW w:w="3988" w:type="dxa"/>
             <w:tcBorders>
               <w:top w:val="single" w:sz="6" w:space="0" w:color="000000"/>
               <w:left w:val="single" w:sz="6" w:space="0" w:color="000000"/>
@@ -10144,7 +10150,7 @@
         </w:trPr>
         <w:tc>
           <w:tcPr>
-            <w:tcW w:w="2000" w:type="dxa"/>
+            <w:tcW w:w="1522" w:type="dxa"/>
             <w:tcBorders>
               <w:top w:val="single" w:sz="6" w:space="0" w:color="000000"/>
               <w:left w:val="single" w:sz="6" w:space="0" w:color="000000"/>
@@ -10174,7 +10180,7 @@
         </w:tc>
         <w:tc>
           <w:tcPr>
-            <w:tcW w:w="3510" w:type="dxa"/>
+            <w:tcW w:w="3988" w:type="dxa"/>
             <w:tcBorders>
               <w:top w:val="single" w:sz="6" w:space="0" w:color="000000"/>
               <w:left w:val="single" w:sz="6" w:space="0" w:color="000000"/>
@@ -10239,7 +10245,7 @@
         </w:trPr>
         <w:tc>
           <w:tcPr>
-            <w:tcW w:w="2000" w:type="dxa"/>
+            <w:tcW w:w="1522" w:type="dxa"/>
             <w:tcBorders>
               <w:top w:val="single" w:sz="6" w:space="0" w:color="000000"/>
               <w:left w:val="single" w:sz="6" w:space="0" w:color="000000"/>
@@ -10269,7 +10275,7 @@
         </w:tc>
         <w:tc>
           <w:tcPr>
-            <w:tcW w:w="3510" w:type="dxa"/>
+            <w:tcW w:w="3988" w:type="dxa"/>
             <w:tcBorders>
               <w:top w:val="single" w:sz="6" w:space="0" w:color="000000"/>
               <w:left w:val="single" w:sz="6" w:space="0" w:color="000000"/>
@@ -10334,7 +10340,7 @@
         </w:trPr>
         <w:tc>
           <w:tcPr>
-            <w:tcW w:w="2000" w:type="dxa"/>
+            <w:tcW w:w="1522" w:type="dxa"/>
             <w:tcBorders>
               <w:top w:val="single" w:sz="6" w:space="0" w:color="000000"/>
               <w:left w:val="single" w:sz="6" w:space="0" w:color="000000"/>
@@ -10364,7 +10370,7 @@
         </w:tc>
         <w:tc>
           <w:tcPr>
-            <w:tcW w:w="3510" w:type="dxa"/>
+            <w:tcW w:w="3988" w:type="dxa"/>
             <w:tcBorders>
               <w:top w:val="single" w:sz="6" w:space="0" w:color="000000"/>
               <w:left w:val="single" w:sz="6" w:space="0" w:color="000000"/>
@@ -10429,7 +10435,7 @@
         </w:trPr>
         <w:tc>
           <w:tcPr>
-            <w:tcW w:w="2000" w:type="dxa"/>
+            <w:tcW w:w="1522" w:type="dxa"/>
             <w:tcBorders>
               <w:top w:val="single" w:sz="6" w:space="0" w:color="000000"/>
               <w:left w:val="single" w:sz="6" w:space="0" w:color="000000"/>
@@ -10459,7 +10465,7 @@
         </w:tc>
         <w:tc>
           <w:tcPr>
-            <w:tcW w:w="3510" w:type="dxa"/>
+            <w:tcW w:w="3988" w:type="dxa"/>
             <w:tcBorders>
               <w:top w:val="single" w:sz="6" w:space="0" w:color="000000"/>
               <w:left w:val="single" w:sz="6" w:space="0" w:color="000000"/>
@@ -10524,7 +10530,7 @@
         </w:trPr>
         <w:tc>
           <w:tcPr>
-            <w:tcW w:w="2000" w:type="dxa"/>
+            <w:tcW w:w="1522" w:type="dxa"/>
             <w:tcBorders>
               <w:top w:val="single" w:sz="6" w:space="0" w:color="000000"/>
               <w:left w:val="single" w:sz="6" w:space="0" w:color="000000"/>
@@ -10554,7 +10560,7 @@
         </w:tc>
         <w:tc>
           <w:tcPr>
-            <w:tcW w:w="3510" w:type="dxa"/>
+            <w:tcW w:w="3988" w:type="dxa"/>
             <w:tcBorders>
               <w:top w:val="single" w:sz="6" w:space="0" w:color="000000"/>
               <w:left w:val="single" w:sz="6" w:space="0" w:color="000000"/>
@@ -10619,7 +10625,7 @@
         </w:trPr>
         <w:tc>
           <w:tcPr>
-            <w:tcW w:w="2000" w:type="dxa"/>
+            <w:tcW w:w="1522" w:type="dxa"/>
             <w:tcBorders>
               <w:top w:val="single" w:sz="6" w:space="0" w:color="000000"/>
               <w:left w:val="single" w:sz="6" w:space="0" w:color="000000"/>
@@ -10649,7 +10655,7 @@
         </w:tc>
         <w:tc>
           <w:tcPr>
-            <w:tcW w:w="3510" w:type="dxa"/>
+            <w:tcW w:w="3988" w:type="dxa"/>
             <w:tcBorders>
               <w:top w:val="single" w:sz="6" w:space="0" w:color="000000"/>
               <w:left w:val="single" w:sz="6" w:space="0" w:color="000000"/>
@@ -10714,7 +10720,7 @@
         </w:trPr>
         <w:tc>
           <w:tcPr>
-            <w:tcW w:w="2000" w:type="dxa"/>
+            <w:tcW w:w="1522" w:type="dxa"/>
             <w:tcBorders>
               <w:top w:val="single" w:sz="6" w:space="0" w:color="000000"/>
               <w:left w:val="single" w:sz="6" w:space="0" w:color="000000"/>
@@ -10744,7 +10750,7 @@
         </w:tc>
         <w:tc>
           <w:tcPr>
-            <w:tcW w:w="3510" w:type="dxa"/>
+            <w:tcW w:w="3988" w:type="dxa"/>
             <w:tcBorders>
               <w:top w:val="single" w:sz="6" w:space="0" w:color="000000"/>
               <w:left w:val="single" w:sz="6" w:space="0" w:color="000000"/>
@@ -10809,7 +10815,7 @@
         </w:trPr>
         <w:tc>
           <w:tcPr>
-            <w:tcW w:w="2000" w:type="dxa"/>
+            <w:tcW w:w="1522" w:type="dxa"/>
             <w:tcBorders>
               <w:top w:val="single" w:sz="6" w:space="0" w:color="000000"/>
               <w:left w:val="single" w:sz="6" w:space="0" w:color="000000"/>
@@ -10839,7 +10845,7 @@
         </w:tc>
         <w:tc>
           <w:tcPr>
-            <w:tcW w:w="3510" w:type="dxa"/>
+            <w:tcW w:w="3988" w:type="dxa"/>
             <w:tcBorders>
               <w:top w:val="single" w:sz="6" w:space="0" w:color="000000"/>
               <w:left w:val="single" w:sz="6" w:space="0" w:color="000000"/>
@@ -10904,7 +10910,7 @@
         </w:trPr>
         <w:tc>
           <w:tcPr>
-            <w:tcW w:w="2000" w:type="dxa"/>
+            <w:tcW w:w="1522" w:type="dxa"/>
             <w:tcBorders>
               <w:top w:val="single" w:sz="6" w:space="0" w:color="000000"/>
               <w:left w:val="single" w:sz="6" w:space="0" w:color="000000"/>
@@ -10934,7 +10940,7 @@
         </w:tc>
         <w:tc>
           <w:tcPr>
-            <w:tcW w:w="3510" w:type="dxa"/>
+            <w:tcW w:w="3988" w:type="dxa"/>
             <w:tcBorders>
               <w:top w:val="single" w:sz="6" w:space="0" w:color="000000"/>
               <w:left w:val="single" w:sz="6" w:space="0" w:color="000000"/>
@@ -10999,7 +11005,7 @@
         </w:trPr>
         <w:tc>
           <w:tcPr>
-            <w:tcW w:w="2000" w:type="dxa"/>
+            <w:tcW w:w="1522" w:type="dxa"/>
             <w:tcBorders>
               <w:top w:val="single" w:sz="6" w:space="0" w:color="000000"/>
               <w:left w:val="single" w:sz="6" w:space="0" w:color="000000"/>
@@ -11029,7 +11035,7 @@
         </w:tc>
         <w:tc>
           <w:tcPr>
-            <w:tcW w:w="3510" w:type="dxa"/>
+            <w:tcW w:w="3988" w:type="dxa"/>
             <w:tcBorders>
               <w:top w:val="single" w:sz="6" w:space="0" w:color="000000"/>
               <w:left w:val="single" w:sz="6" w:space="0" w:color="000000"/>
@@ -11094,7 +11100,7 @@
         </w:trPr>
         <w:tc>
           <w:tcPr>
-            <w:tcW w:w="2000" w:type="dxa"/>
+            <w:tcW w:w="1522" w:type="dxa"/>
             <w:tcBorders>
               <w:top w:val="single" w:sz="6" w:space="0" w:color="000000"/>
               <w:left w:val="single" w:sz="6" w:space="0" w:color="000000"/>
@@ -11124,7 +11130,7 @@
         </w:tc>
         <w:tc>
           <w:tcPr>
-            <w:tcW w:w="3510" w:type="dxa"/>
+            <w:tcW w:w="3988" w:type="dxa"/>
             <w:tcBorders>
               <w:top w:val="single" w:sz="6" w:space="0" w:color="000000"/>
               <w:left w:val="single" w:sz="6" w:space="0" w:color="000000"/>
@@ -11189,7 +11195,7 @@
         </w:trPr>
         <w:tc>
           <w:tcPr>
-            <w:tcW w:w="2000" w:type="dxa"/>
+            <w:tcW w:w="1522" w:type="dxa"/>
             <w:tcBorders>
               <w:top w:val="single" w:sz="6" w:space="0" w:color="000000"/>
               <w:left w:val="single" w:sz="6" w:space="0" w:color="000000"/>
@@ -11219,7 +11225,7 @@
         </w:tc>
         <w:tc>
           <w:tcPr>
-            <w:tcW w:w="3510" w:type="dxa"/>
+            <w:tcW w:w="3988" w:type="dxa"/>
             <w:tcBorders>
               <w:top w:val="single" w:sz="6" w:space="0" w:color="000000"/>
               <w:left w:val="single" w:sz="6" w:space="0" w:color="000000"/>
@@ -11284,7 +11290,7 @@
         </w:trPr>
         <w:tc>
           <w:tcPr>
-            <w:tcW w:w="2000" w:type="dxa"/>
+            <w:tcW w:w="1522" w:type="dxa"/>
             <w:tcBorders>
               <w:top w:val="single" w:sz="6" w:space="0" w:color="000000"/>
               <w:left w:val="single" w:sz="6" w:space="0" w:color="000000"/>
@@ -11314,7 +11320,7 @@
         </w:tc>
         <w:tc>
           <w:tcPr>
-            <w:tcW w:w="3510" w:type="dxa"/>
+            <w:tcW w:w="3988" w:type="dxa"/>
             <w:tcBorders>
               <w:top w:val="single" w:sz="6" w:space="0" w:color="000000"/>
               <w:left w:val="single" w:sz="6" w:space="0" w:color="000000"/>
@@ -11379,7 +11385,7 @@
         </w:trPr>
         <w:tc>
           <w:tcPr>
-            <w:tcW w:w="2000" w:type="dxa"/>
+            <w:tcW w:w="1522" w:type="dxa"/>
             <w:tcBorders>
               <w:top w:val="single" w:sz="6" w:space="0" w:color="000000"/>
               <w:left w:val="single" w:sz="6" w:space="0" w:color="000000"/>
@@ -11403,13 +11409,14 @@
               <w:rPr>
                 <w:color w:val="000000"/>
               </w:rPr>
+              <w:lastRenderedPageBreak/>
               <w:t>15</w:t>
             </w:r>
           </w:p>
         </w:tc>
         <w:tc>
           <w:tcPr>
-            <w:tcW w:w="3510" w:type="dxa"/>
+            <w:tcW w:w="3988" w:type="dxa"/>
             <w:tcBorders>
               <w:top w:val="single" w:sz="6" w:space="0" w:color="000000"/>
               <w:left w:val="single" w:sz="6" w:space="0" w:color="000000"/>
@@ -11474,7 +11481,7 @@
         </w:trPr>
         <w:tc>
           <w:tcPr>
-            <w:tcW w:w="2000" w:type="dxa"/>
+            <w:tcW w:w="1522" w:type="dxa"/>
             <w:tcBorders>
               <w:top w:val="single" w:sz="6" w:space="0" w:color="000000"/>
               <w:left w:val="single" w:sz="6" w:space="0" w:color="000000"/>
@@ -11498,14 +11505,13 @@
               <w:rPr>
                 <w:color w:val="000000"/>
               </w:rPr>
-              <w:lastRenderedPageBreak/>
               <w:t>16</w:t>
             </w:r>
           </w:p>
         </w:tc>
         <w:tc>
           <w:tcPr>
-            <w:tcW w:w="3510" w:type="dxa"/>
+            <w:tcW w:w="3988" w:type="dxa"/>
             <w:tcBorders>
               <w:top w:val="single" w:sz="6" w:space="0" w:color="000000"/>
               <w:left w:val="single" w:sz="6" w:space="0" w:color="000000"/>
@@ -11570,7 +11576,7 @@
         </w:trPr>
         <w:tc>
           <w:tcPr>
-            <w:tcW w:w="2000" w:type="dxa"/>
+            <w:tcW w:w="1522" w:type="dxa"/>
             <w:tcBorders>
               <w:top w:val="single" w:sz="6" w:space="0" w:color="000000"/>
               <w:left w:val="single" w:sz="6" w:space="0" w:color="000000"/>
@@ -11600,7 +11606,7 @@
         </w:tc>
         <w:tc>
           <w:tcPr>
-            <w:tcW w:w="3510" w:type="dxa"/>
+            <w:tcW w:w="3988" w:type="dxa"/>
             <w:tcBorders>
               <w:top w:val="single" w:sz="6" w:space="0" w:color="000000"/>
               <w:left w:val="single" w:sz="6" w:space="0" w:color="000000"/>
@@ -11665,7 +11671,7 @@
         </w:trPr>
         <w:tc>
           <w:tcPr>
-            <w:tcW w:w="2000" w:type="dxa"/>
+            <w:tcW w:w="1522" w:type="dxa"/>
             <w:tcBorders>
               <w:top w:val="single" w:sz="6" w:space="0" w:color="000000"/>
               <w:left w:val="single" w:sz="6" w:space="0" w:color="000000"/>
@@ -11695,7 +11701,7 @@
         </w:tc>
         <w:tc>
           <w:tcPr>
-            <w:tcW w:w="3510" w:type="dxa"/>
+            <w:tcW w:w="3988" w:type="dxa"/>
             <w:tcBorders>
               <w:top w:val="single" w:sz="6" w:space="0" w:color="000000"/>
               <w:left w:val="single" w:sz="6" w:space="0" w:color="000000"/>
@@ -12095,6 +12101,7 @@
           <w:sz w:val="24"/>
           <w:szCs w:val="24"/>
         </w:rPr>
+        <w:lastRenderedPageBreak/>
         <w:t>2.5. System status after implementation</w:t>
       </w:r>
     </w:p>
@@ -12127,7 +12134,6 @@
           <w:sz w:val="24"/>
           <w:szCs w:val="24"/>
         </w:rPr>
-        <w:lastRenderedPageBreak/>
         <w:t>2.6. Extension Points</w:t>
       </w:r>
     </w:p>
@@ -12573,6 +12579,7 @@
         <w:rPr>
           <w:color w:val="000000"/>
         </w:rPr>
+        <w:lastRenderedPageBreak/>
         <w:t>This Use Case allows the User to log in to the system and log out of the system.</w:t>
       </w:r>
     </w:p>
@@ -12611,7 +12618,6 @@
           <w:sz w:val="24"/>
           <w:szCs w:val="24"/>
         </w:rPr>
-        <w:lastRenderedPageBreak/>
         <w:t>4.2.1. Main event stream</w:t>
       </w:r>
     </w:p>
@@ -13053,6 +13059,7 @@
         <w:rPr>
           <w:color w:val="000000"/>
         </w:rPr>
+        <w:lastRenderedPageBreak/>
         <w:t>4.</w:t>
       </w:r>
       <w:r>
@@ -13097,7 +13104,6 @@
         <w:rPr>
           <w:color w:val="000000"/>
         </w:rPr>
-        <w:lastRenderedPageBreak/>
         <w:t>6.</w:t>
       </w:r>
       <w:r>
@@ -13564,6 +13570,7 @@
           <w:sz w:val="24"/>
           <w:szCs w:val="24"/>
         </w:rPr>
+        <w:lastRenderedPageBreak/>
         <w:t>6.5. System status after implementation</w:t>
       </w:r>
     </w:p>
@@ -13596,7 +13603,6 @@
           <w:sz w:val="24"/>
           <w:szCs w:val="24"/>
         </w:rPr>
-        <w:lastRenderedPageBreak/>
         <w:t>6.6. Extension Points</w:t>
       </w:r>
     </w:p>
@@ -14027,6 +14033,7 @@
         <w:rPr>
           <w:color w:val="000000"/>
         </w:rPr>
+        <w:lastRenderedPageBreak/>
         <w:t>2.</w:t>
       </w:r>
       <w:r>
@@ -14071,7 +14078,6 @@
         <w:rPr>
           <w:color w:val="000000"/>
         </w:rPr>
-        <w:lastRenderedPageBreak/>
         <w:t>4.</w:t>
       </w:r>
       <w:r>
@@ -14543,6 +14549,7 @@
         <w:rPr>
           <w:color w:val="000000"/>
         </w:rPr>
+        <w:lastRenderedPageBreak/>
         <w:t>The contact that needs to be edited already exists.</w:t>
       </w:r>
     </w:p>
@@ -14575,7 +14582,6 @@
         <w:rPr>
           <w:color w:val="000000"/>
         </w:rPr>
-        <w:lastRenderedPageBreak/>
         <w:t>Contact information is updated.</w:t>
       </w:r>
     </w:p>
@@ -15025,6 +15031,7 @@
         <w:rPr>
           <w:color w:val="000000"/>
         </w:rPr>
+        <w:lastRenderedPageBreak/>
         <w:t>1.</w:t>
       </w:r>
       <w:r>
@@ -15069,7 +15076,6 @@
         <w:rPr>
           <w:color w:val="000000"/>
         </w:rPr>
-        <w:lastRenderedPageBreak/>
         <w:t>3.</w:t>
       </w:r>
       <w:r>
@@ -15517,6 +15523,7 @@
         <w:rPr>
           <w:color w:val="000000"/>
         </w:rPr>
+        <w:lastRenderedPageBreak/>
         <w:t>None.</w:t>
       </w:r>
     </w:p>
@@ -15557,7 +15564,6 @@
           <w:sz w:val="24"/>
           <w:szCs w:val="24"/>
         </w:rPr>
-        <w:lastRenderedPageBreak/>
         <w:t>13.1. Summary</w:t>
       </w:r>
     </w:p>
@@ -16023,6 +16029,7 @@
         <w:rPr>
           <w:color w:val="000000"/>
         </w:rPr>
+        <w:lastRenderedPageBreak/>
         <w:t>6.</w:t>
       </w:r>
       <w:r>
@@ -16064,7 +16071,6 @@
         <w:rPr>
           <w:color w:val="000000"/>
         </w:rPr>
-        <w:lastRenderedPageBreak/>
         <w:t>Only the user who owns the contacts can manage their groups.</w:t>
       </w:r>
     </w:p>
@@ -16514,6 +16520,7 @@
           <w:sz w:val="24"/>
           <w:szCs w:val="24"/>
         </w:rPr>
+        <w:lastRenderedPageBreak/>
         <w:t>16. Use Case User Management</w:t>
       </w:r>
     </w:p>
@@ -16546,7 +16553,6 @@
         <w:rPr>
           <w:color w:val="000000"/>
         </w:rPr>
-        <w:lastRenderedPageBreak/>
         <w:t>This use case allows the Admin to manage users in the system.</w:t>
       </w:r>
     </w:p>
@@ -17027,6 +17033,7 @@
           <w:sz w:val="24"/>
           <w:szCs w:val="24"/>
         </w:rPr>
+        <w:lastRenderedPageBreak/>
         <w:t>17.3. Special Requirements</w:t>
       </w:r>
     </w:p>
@@ -17059,7 +17066,6 @@
           <w:sz w:val="24"/>
           <w:szCs w:val="24"/>
         </w:rPr>
-        <w:lastRenderedPageBreak/>
         <w:t>17.4. System Status Before Starting</w:t>
       </w:r>
     </w:p>
@@ -17487,6 +17493,7 @@
           <w:sz w:val="24"/>
           <w:szCs w:val="24"/>
         </w:rPr>
+        <w:lastRenderedPageBreak/>
         <w:t>19.1. Summary</w:t>
       </w:r>
     </w:p>
@@ -17519,7 +17526,6 @@
           <w:sz w:val="24"/>
           <w:szCs w:val="24"/>
         </w:rPr>
-        <w:lastRenderedPageBreak/>
         <w:t>19.2. Event Stream</w:t>
       </w:r>
     </w:p>
@@ -17846,23 +17852,26 @@
       <w:pPr>
         <w:pStyle w:val="ListParagraph"/>
         <w:ind w:left="720"/>
-        <w:jc w:val="center"/>
-        <w:rPr>
-          <w:b/>
-          <w:bCs/>
-          <w:sz w:val="24"/>
-          <w:szCs w:val="24"/>
-        </w:rPr>
-      </w:pPr>
-      <w:r>
-        <w:rPr>
+        <w:rPr>
+          <w:b/>
+          <w:bCs/>
+          <w:sz w:val="24"/>
+          <w:szCs w:val="24"/>
+        </w:rPr>
+      </w:pPr>
+      <w:r>
+        <w:rPr>
+          <w:b/>
+          <w:bCs/>
           <w:noProof/>
+          <w:sz w:val="24"/>
+          <w:szCs w:val="24"/>
         </w:rPr>
         <w:drawing>
-          <wp:inline distT="0" distB="0" distL="0" distR="0" wp14:anchorId="58AC8CAE" wp14:editId="6E9DE0E0">
-            <wp:extent cx="5019675" cy="5686425"/>
-            <wp:effectExtent l="0" t="0" r="0" b="9525"/>
-            <wp:docPr id="100001" name="Picture 100001"/>
+          <wp:inline distT="0" distB="0" distL="0" distR="0" wp14:anchorId="4DD7AAA0" wp14:editId="0F7DB1B0">
+            <wp:extent cx="6123305" cy="7061200"/>
+            <wp:effectExtent l="0" t="0" r="0" b="6350"/>
+            <wp:docPr id="1246919714" name="Picture 2"/>
             <wp:cNvGraphicFramePr>
               <a:graphicFrameLocks xmlns:a="http://schemas.openxmlformats.org/drawingml/2006/main" noChangeAspect="1"/>
             </wp:cNvGraphicFramePr>
@@ -17870,11 +17879,17 @@
               <a:graphicData uri="http://schemas.openxmlformats.org/drawingml/2006/picture">
                 <pic:pic xmlns:pic="http://schemas.openxmlformats.org/drawingml/2006/picture">
                   <pic:nvPicPr>
-                    <pic:cNvPr id="100001" name="image100001"/>
+                    <pic:cNvPr id="1246919714" name="Picture 1246919714"/>
                     <pic:cNvPicPr/>
                   </pic:nvPicPr>
                   <pic:blipFill>
-                    <a:blip r:embed="rId9"/>
+                    <a:blip r:embed="rId9">
+                      <a:extLst>
+                        <a:ext uri="{28A0092B-C50C-407E-A947-70E740481C1C}">
+                          <a14:useLocalDpi xmlns:a14="http://schemas.microsoft.com/office/drawing/2010/main" val="0"/>
+                        </a:ext>
+                      </a:extLst>
+                    </a:blip>
                     <a:stretch>
                       <a:fillRect/>
                     </a:stretch>
@@ -17882,7 +17897,7 @@
                   <pic:spPr>
                     <a:xfrm>
                       <a:off x="0" y="0"/>
-                      <a:ext cx="5019675" cy="5686425"/>
+                      <a:ext cx="6123305" cy="7061200"/>
                     </a:xfrm>
                     <a:prstGeom prst="rect">
                       <a:avLst/>
@@ -18130,6 +18145,7 @@
           <w:sz w:val="24"/>
           <w:szCs w:val="24"/>
         </w:rPr>
+        <w:lastRenderedPageBreak/>
         <w:t>User: Inherited from Account, represents regular users and provides the functions of managing Contacts, Groups and viewing favorite Contacts.</w:t>
       </w:r>
     </w:p>
@@ -18208,15 +18224,7 @@
           <w:sz w:val="24"/>
           <w:szCs w:val="24"/>
         </w:rPr>
-        <w:t xml:space="preserve">Group: Saves group information and provides functions to create, edit, delete, view </w:t>
-      </w:r>
-      <w:r>
-        <w:rPr>
-          <w:sz w:val="24"/>
-          <w:szCs w:val="24"/>
-        </w:rPr>
-        <w:lastRenderedPageBreak/>
-        <w:t>Groups, and assign contacts to Groups.</w:t>
+        <w:t>Group: Saves group information and provides functions to create, edit, delete, view Groups, and assign contacts to Groups.</w:t>
       </w:r>
     </w:p>
     <w:p>
@@ -20006,15 +20014,7 @@
           <w:sz w:val="24"/>
           <w:szCs w:val="24"/>
         </w:rPr>
-        <w:t xml:space="preserve">In addition, users have additional functions to manage Contacts, manage Groups and </w:t>
-      </w:r>
-      <w:r>
-        <w:rPr>
-          <w:sz w:val="24"/>
-          <w:szCs w:val="24"/>
-        </w:rPr>
-        <w:lastRenderedPageBreak/>
-        <w:t>view Contacts marked as favorites.</w:t>
+        <w:t>In addition, users have additional functions to manage Contacts, manage Groups and view Contacts marked as favorites.</w:t>
       </w:r>
     </w:p>
     <w:p>
@@ -21828,7 +21828,6 @@
                 <w:sz w:val="24"/>
                 <w:szCs w:val="24"/>
               </w:rPr>
-              <w:lastRenderedPageBreak/>
               <w:t>phone</w:t>
             </w:r>
           </w:p>
@@ -23835,6 +23834,7 @@
                 <w:sz w:val="24"/>
                 <w:szCs w:val="24"/>
               </w:rPr>
+              <w:lastRenderedPageBreak/>
               <w:t>Method</w:t>
             </w:r>
           </w:p>
@@ -24239,7 +24239,6 @@
                 <w:sz w:val="24"/>
                 <w:szCs w:val="24"/>
               </w:rPr>
-              <w:lastRenderedPageBreak/>
               <w:t>delete(groupId: int)</w:t>
             </w:r>
           </w:p>
@@ -25306,6 +25305,7 @@
           <w:sz w:val="24"/>
           <w:szCs w:val="24"/>
         </w:rPr>
+        <w:lastRenderedPageBreak/>
         <w:t>User – Group</w:t>
       </w:r>
     </w:p>
@@ -25453,7 +25453,6 @@
                 <w:sz w:val="24"/>
                 <w:szCs w:val="24"/>
               </w:rPr>
-              <w:lastRenderedPageBreak/>
               <w:t>Relations</w:t>
             </w:r>
           </w:p>
@@ -26189,9 +26188,9 @@
           <w:noProof/>
         </w:rPr>
         <w:drawing>
-          <wp:inline distT="0" distB="0" distL="0" distR="0" wp14:anchorId="39C8E045" wp14:editId="6A508A4F">
-            <wp:extent cx="5734050" cy="3495675"/>
-            <wp:effectExtent l="0" t="0" r="0" b="9525"/>
+          <wp:inline distT="0" distB="0" distL="0" distR="0" wp14:anchorId="39C8E045" wp14:editId="542FEF2C">
+            <wp:extent cx="6385472" cy="3892805"/>
+            <wp:effectExtent l="0" t="0" r="0" b="0"/>
             <wp:docPr id="100002" name="Picture 100002"/>
             <wp:cNvGraphicFramePr>
               <a:graphicFrameLocks xmlns:a="http://schemas.openxmlformats.org/drawingml/2006/main" noChangeAspect="1"/>
@@ -26212,7 +26211,7 @@
                   <pic:spPr>
                     <a:xfrm>
                       <a:off x="0" y="0"/>
-                      <a:ext cx="5734050" cy="3495675"/>
+                      <a:ext cx="6433897" cy="3922327"/>
                     </a:xfrm>
                     <a:prstGeom prst="rect">
                       <a:avLst/>
@@ -26553,13 +26552,14 @@
           <w:sz w:val="24"/>
           <w:szCs w:val="24"/>
         </w:rPr>
+        <w:lastRenderedPageBreak/>
         <w:t>2.2.1. Table structure</w:t>
       </w:r>
     </w:p>
     <w:tbl>
       <w:tblPr>
         <w:tblW w:w="0" w:type="auto"/>
-        <w:tblInd w:w="720" w:type="dxa"/>
+        <w:tblInd w:w="-8" w:type="dxa"/>
         <w:tblBorders>
           <w:top w:val="single" w:sz="6" w:space="0" w:color="000000"/>
           <w:left w:val="single" w:sz="6" w:space="0" w:color="000000"/>
@@ -26764,7 +26764,6 @@
                 <w:sz w:val="24"/>
                 <w:szCs w:val="24"/>
               </w:rPr>
-              <w:lastRenderedPageBreak/>
               <w:t>account_id</w:t>
             </w:r>
           </w:p>
@@ -28238,7 +28237,7 @@
     <w:tbl>
       <w:tblPr>
         <w:tblW w:w="9683" w:type="dxa"/>
-        <w:tblInd w:w="720" w:type="dxa"/>
+        <w:tblInd w:w="-8" w:type="dxa"/>
         <w:tblBorders>
           <w:top w:val="single" w:sz="6" w:space="0" w:color="000000"/>
           <w:left w:val="single" w:sz="6" w:space="0" w:color="000000"/>
@@ -28582,6 +28581,7 @@
                 <w:sz w:val="24"/>
                 <w:szCs w:val="24"/>
               </w:rPr>
+              <w:lastRenderedPageBreak/>
               <w:t>name</w:t>
             </w:r>
           </w:p>
@@ -28822,15 +28822,7 @@
                 <w:sz w:val="24"/>
                 <w:szCs w:val="24"/>
               </w:rPr>
-              <w:t xml:space="preserve">Contact phone </w:t>
-            </w:r>
-            <w:r>
-              <w:rPr>
-                <w:sz w:val="24"/>
-                <w:szCs w:val="24"/>
-              </w:rPr>
-              <w:lastRenderedPageBreak/>
-              <w:t>number</w:t>
+              <w:t>Contact phone number</w:t>
             </w:r>
           </w:p>
         </w:tc>
@@ -28868,7 +28860,6 @@
                 <w:sz w:val="24"/>
                 <w:szCs w:val="24"/>
               </w:rPr>
-              <w:lastRenderedPageBreak/>
               <w:t>email</w:t>
             </w:r>
           </w:p>
@@ -29907,7 +29898,7 @@
     <w:tbl>
       <w:tblPr>
         <w:tblW w:w="9683" w:type="dxa"/>
-        <w:tblInd w:w="720" w:type="dxa"/>
+        <w:tblInd w:w="-308" w:type="dxa"/>
         <w:tblBorders>
           <w:top w:val="single" w:sz="6" w:space="0" w:color="000000"/>
           <w:left w:val="single" w:sz="6" w:space="0" w:color="000000"/>
@@ -30647,6 +30638,7 @@
           <w:sz w:val="24"/>
           <w:szCs w:val="24"/>
         </w:rPr>
+        <w:lastRenderedPageBreak/>
         <w:t> </w:t>
       </w:r>
     </w:p>
@@ -30683,7 +30675,6 @@
           <w:sz w:val="24"/>
           <w:szCs w:val="24"/>
         </w:rPr>
-        <w:lastRenderedPageBreak/>
         <w:t xml:space="preserve">• </w:t>
       </w:r>
       <w:r>
@@ -31057,7 +31048,7 @@
     <w:tbl>
       <w:tblPr>
         <w:tblW w:w="9683" w:type="dxa"/>
-        <w:tblInd w:w="720" w:type="dxa"/>
+        <w:tblInd w:w="-8" w:type="dxa"/>
         <w:tblBorders>
           <w:top w:val="single" w:sz="6" w:space="0" w:color="000000"/>
           <w:left w:val="single" w:sz="6" w:space="0" w:color="000000"/>
@@ -31745,7 +31736,15 @@
           <w:sz w:val="24"/>
           <w:szCs w:val="24"/>
         </w:rPr>
-        <w:t>A new link between the Contact and the Group is established (or removed upon deletion). This doesn't change the original data in Contacts or Groups. When a Contact or Group is deleted, the corresponding link records in the Contact_Group are also deleted according to (ON DELETE CASCADE).</w:t>
+        <w:t xml:space="preserve">A new link between the Contact and the Group is established (or removed upon deletion). This doesn't change the original data in Contacts or Groups. When a Contact or Group is deleted, the corresponding link records in the Contact_Group are also deleted according to </w:t>
+      </w:r>
+      <w:r>
+        <w:rPr>
+          <w:sz w:val="24"/>
+          <w:szCs w:val="24"/>
+        </w:rPr>
+        <w:lastRenderedPageBreak/>
+        <w:t>(ON DELETE CASCADE).</w:t>
       </w:r>
     </w:p>
     <w:p>
@@ -31781,7 +31780,6 @@
           <w:sz w:val="24"/>
           <w:szCs w:val="24"/>
         </w:rPr>
-        <w:lastRenderedPageBreak/>
         <w:t>None.</w:t>
       </w:r>
     </w:p>
@@ -32643,10 +32641,9 @@
         <w:rPr>
           <w:noProof/>
         </w:rPr>
-        <w:lastRenderedPageBreak/>
         <w:drawing>
-          <wp:inline distT="0" distB="0" distL="0" distR="0" wp14:anchorId="2ED6F156" wp14:editId="06F534A8">
-            <wp:extent cx="5734050" cy="4286250"/>
+          <wp:inline distT="0" distB="0" distL="0" distR="0" wp14:anchorId="2ED6F156" wp14:editId="7EB9317A">
+            <wp:extent cx="5181690" cy="3873357"/>
             <wp:effectExtent l="0" t="0" r="0" b="0"/>
             <wp:docPr id="100003" name="Picture 100003"/>
             <wp:cNvGraphicFramePr>
@@ -32668,7 +32665,7 @@
                   <pic:spPr>
                     <a:xfrm>
                       <a:off x="0" y="0"/>
-                      <a:ext cx="5734050" cy="4286250"/>
+                      <a:ext cx="5198425" cy="3885867"/>
                     </a:xfrm>
                     <a:prstGeom prst="rect">
                       <a:avLst/>
@@ -32698,6 +32695,7 @@
           <w:sz w:val="24"/>
           <w:szCs w:val="24"/>
         </w:rPr>
+        <w:lastRenderedPageBreak/>
         <w:t>2.3. Interactive Flow</w:t>
       </w:r>
     </w:p>
@@ -33299,419 +33297,426 @@
           <w:sz w:val="24"/>
           <w:szCs w:val="24"/>
         </w:rPr>
+        <w:t>4. Contact Management Interface</w:t>
+      </w:r>
+    </w:p>
+    <w:p>
+      <w:pPr>
+        <w:ind w:left="720"/>
+        <w:rPr>
+          <w:b/>
+          <w:bCs/>
+          <w:sz w:val="24"/>
+          <w:szCs w:val="24"/>
+        </w:rPr>
+      </w:pPr>
+      <w:r>
+        <w:rPr>
+          <w:b/>
+          <w:bCs/>
+          <w:sz w:val="24"/>
+          <w:szCs w:val="24"/>
+        </w:rPr>
+        <w:t>4.1. Interface description</w:t>
+      </w:r>
+    </w:p>
+    <w:p>
+      <w:pPr>
+        <w:ind w:left="720"/>
+        <w:rPr>
+          <w:sz w:val="24"/>
+          <w:szCs w:val="24"/>
+        </w:rPr>
+      </w:pPr>
+      <w:r>
+        <w:rPr>
+          <w:b/>
+          <w:bCs/>
+          <w:sz w:val="24"/>
+          <w:szCs w:val="24"/>
+        </w:rPr>
+        <w:t>- Contacts Management</w:t>
+      </w:r>
+      <w:r>
+        <w:rPr>
+          <w:sz w:val="24"/>
+          <w:szCs w:val="24"/>
+        </w:rPr>
+        <w:t xml:space="preserve"> is a central interface for users to manage personal contacts. The interface displays the Contacts of the current account and provides actions to add, edit, delete, and view Contacts.</w:t>
+      </w:r>
+    </w:p>
+    <w:p>
+      <w:pPr>
+        <w:ind w:left="720"/>
+        <w:rPr>
+          <w:sz w:val="24"/>
+          <w:szCs w:val="24"/>
+        </w:rPr>
+      </w:pPr>
+      <w:r>
+        <w:rPr>
+          <w:sz w:val="24"/>
+          <w:szCs w:val="24"/>
+        </w:rPr>
+        <w:t>- The interface only displays data belonging to the User who is logged in based on the account_id.</w:t>
+      </w:r>
+    </w:p>
+    <w:p>
+      <w:pPr>
+        <w:ind w:left="720"/>
+        <w:rPr>
+          <w:b/>
+          <w:bCs/>
+          <w:sz w:val="24"/>
+          <w:szCs w:val="24"/>
+        </w:rPr>
+      </w:pPr>
+      <w:r>
+        <w:rPr>
+          <w:b/>
+          <w:bCs/>
+          <w:sz w:val="24"/>
+          <w:szCs w:val="24"/>
+        </w:rPr>
+        <w:t>4.2. Interface components</w:t>
+      </w:r>
+    </w:p>
+    <w:p>
+      <w:pPr>
+        <w:ind w:left="720"/>
+        <w:rPr>
+          <w:sz w:val="24"/>
+          <w:szCs w:val="24"/>
+        </w:rPr>
+      </w:pPr>
+      <w:r>
+        <w:rPr>
+          <w:b/>
+          <w:bCs/>
+          <w:sz w:val="24"/>
+          <w:szCs w:val="24"/>
+        </w:rPr>
+        <w:t>- Contact List:</w:t>
+      </w:r>
+      <w:r>
+        <w:rPr>
+          <w:sz w:val="24"/>
+          <w:szCs w:val="24"/>
+        </w:rPr>
+        <w:t xml:space="preserve"> displays the Contacts.</w:t>
+      </w:r>
+    </w:p>
+    <w:p>
+      <w:pPr>
+        <w:ind w:left="720"/>
+        <w:rPr>
+          <w:sz w:val="24"/>
+          <w:szCs w:val="24"/>
+        </w:rPr>
+      </w:pPr>
+      <w:r>
+        <w:rPr>
+          <w:b/>
+          <w:bCs/>
+          <w:sz w:val="24"/>
+          <w:szCs w:val="24"/>
+        </w:rPr>
+        <w:t>- + sign:</w:t>
+      </w:r>
+      <w:r>
+        <w:rPr>
+          <w:sz w:val="24"/>
+          <w:szCs w:val="24"/>
+        </w:rPr>
+        <w:t xml:space="preserve"> open the Add Contact interface.</w:t>
+      </w:r>
+    </w:p>
+    <w:p>
+      <w:pPr>
+        <w:ind w:left="720"/>
+        <w:rPr>
+          <w:sz w:val="24"/>
+          <w:szCs w:val="24"/>
+        </w:rPr>
+      </w:pPr>
+      <w:r>
+        <w:rPr>
+          <w:b/>
+          <w:bCs/>
+          <w:sz w:val="24"/>
+          <w:szCs w:val="24"/>
+        </w:rPr>
+        <w:t>- ...mark</w:t>
+      </w:r>
+      <w:r>
+        <w:rPr>
+          <w:sz w:val="24"/>
+          <w:szCs w:val="24"/>
+        </w:rPr>
+        <w:t>:  opens actions for Contact, such as Edit or Delete.</w:t>
+      </w:r>
+    </w:p>
+    <w:p>
+      <w:pPr>
+        <w:ind w:left="720"/>
+        <w:rPr>
+          <w:sz w:val="24"/>
+          <w:szCs w:val="24"/>
+        </w:rPr>
+      </w:pPr>
+      <w:r>
+        <w:rPr>
+          <w:b/>
+          <w:bCs/>
+          <w:sz w:val="24"/>
+          <w:szCs w:val="24"/>
+        </w:rPr>
+        <w:t>- Magnifying glass icon:</w:t>
+      </w:r>
+      <w:r>
+        <w:rPr>
+          <w:sz w:val="24"/>
+          <w:szCs w:val="24"/>
+        </w:rPr>
+        <w:t xml:space="preserve"> switch to Search Contacts.</w:t>
+      </w:r>
+    </w:p>
+    <w:p>
+      <w:pPr>
+        <w:ind w:left="720"/>
+        <w:rPr>
+          <w:sz w:val="24"/>
+          <w:szCs w:val="24"/>
+        </w:rPr>
+      </w:pPr>
+      <w:r>
+        <w:rPr>
+          <w:b/>
+          <w:bCs/>
+          <w:sz w:val="24"/>
+          <w:szCs w:val="24"/>
+        </w:rPr>
+        <w:t>- Favorites</w:t>
+      </w:r>
+      <w:r>
+        <w:rPr>
+          <w:sz w:val="24"/>
+          <w:szCs w:val="24"/>
+        </w:rPr>
+        <w:t xml:space="preserve"> : go to or interact with Favorite.</w:t>
+      </w:r>
+    </w:p>
+    <w:p>
+      <w:pPr>
+        <w:ind w:left="720"/>
+        <w:rPr>
+          <w:sz w:val="24"/>
+          <w:szCs w:val="24"/>
+        </w:rPr>
+      </w:pPr>
+      <w:r>
+        <w:rPr>
+          <w:b/>
+          <w:bCs/>
+          <w:sz w:val="24"/>
+          <w:szCs w:val="24"/>
+        </w:rPr>
+        <w:t>- Title bar:</w:t>
+      </w:r>
+      <w:r>
+        <w:rPr>
+          <w:sz w:val="24"/>
+          <w:szCs w:val="24"/>
+        </w:rPr>
+        <w:t xml:space="preserve"> displays the current function name.</w:t>
+      </w:r>
+    </w:p>
+    <w:p>
+      <w:pPr>
+        <w:ind w:left="720"/>
+        <w:rPr>
+          <w:sz w:val="24"/>
+          <w:szCs w:val="24"/>
+        </w:rPr>
+      </w:pPr>
+      <w:r>
+        <w:rPr>
+          <w:sz w:val="24"/>
+          <w:szCs w:val="24"/>
+        </w:rPr>
+        <w:t>- Contact information may include:</w:t>
+      </w:r>
+    </w:p>
+    <w:p>
+      <w:pPr>
+        <w:ind w:left="1440"/>
+        <w:rPr>
+          <w:sz w:val="24"/>
+          <w:szCs w:val="24"/>
+        </w:rPr>
+      </w:pPr>
+      <w:r>
+        <w:rPr>
+          <w:sz w:val="24"/>
+          <w:szCs w:val="24"/>
+        </w:rPr>
+        <w:t>+ Name</w:t>
+      </w:r>
+    </w:p>
+    <w:p>
+      <w:pPr>
+        <w:ind w:left="1440"/>
+        <w:rPr>
+          <w:sz w:val="24"/>
+          <w:szCs w:val="24"/>
+        </w:rPr>
+      </w:pPr>
+      <w:r>
+        <w:rPr>
+          <w:sz w:val="24"/>
+          <w:szCs w:val="24"/>
+        </w:rPr>
+        <w:t>+ Phone</w:t>
+      </w:r>
+    </w:p>
+    <w:p>
+      <w:pPr>
+        <w:ind w:left="1440"/>
+        <w:rPr>
+          <w:sz w:val="24"/>
+          <w:szCs w:val="24"/>
+        </w:rPr>
+      </w:pPr>
+      <w:r>
+        <w:rPr>
+          <w:sz w:val="24"/>
+          <w:szCs w:val="24"/>
+        </w:rPr>
+        <w:t>+ Email</w:t>
+      </w:r>
+    </w:p>
+    <w:p>
+      <w:pPr>
+        <w:ind w:left="1440"/>
+        <w:rPr>
+          <w:sz w:val="24"/>
+          <w:szCs w:val="24"/>
+        </w:rPr>
+      </w:pPr>
+      <w:r>
+        <w:rPr>
+          <w:sz w:val="24"/>
+          <w:szCs w:val="24"/>
+        </w:rPr>
+        <w:t>+ Address</w:t>
+      </w:r>
+    </w:p>
+    <w:p>
+      <w:pPr>
+        <w:ind w:left="1440"/>
+        <w:rPr>
+          <w:sz w:val="24"/>
+          <w:szCs w:val="24"/>
+        </w:rPr>
+      </w:pPr>
+      <w:r>
+        <w:rPr>
+          <w:sz w:val="24"/>
+          <w:szCs w:val="24"/>
+        </w:rPr>
+        <w:t>+ Group</w:t>
+      </w:r>
+    </w:p>
+    <w:p>
+      <w:pPr>
+        <w:ind w:left="1440"/>
+        <w:rPr>
+          <w:sz w:val="24"/>
+          <w:szCs w:val="24"/>
+        </w:rPr>
+      </w:pPr>
+      <w:r>
+        <w:rPr>
+          <w:sz w:val="24"/>
+          <w:szCs w:val="24"/>
+        </w:rPr>
+        <w:t>+ Favorite</w:t>
+      </w:r>
+    </w:p>
+    <w:p>
+      <w:pPr>
+        <w:ind w:left="720"/>
+        <w:rPr>
+          <w:b/>
+          <w:bCs/>
+          <w:sz w:val="24"/>
+          <w:szCs w:val="24"/>
+        </w:rPr>
+      </w:pPr>
+      <w:r>
+        <w:rPr>
+          <w:b/>
+          <w:bCs/>
+          <w:sz w:val="24"/>
+          <w:szCs w:val="24"/>
+        </w:rPr>
+        <w:t>4.3. Interaction Flow</w:t>
+      </w:r>
+    </w:p>
+    <w:p>
+      <w:pPr>
+        <w:ind w:left="720"/>
+        <w:rPr>
+          <w:sz w:val="24"/>
+          <w:szCs w:val="24"/>
+        </w:rPr>
+      </w:pPr>
+      <w:r>
+        <w:rPr>
+          <w:sz w:val="24"/>
+          <w:szCs w:val="24"/>
+        </w:rPr>
+        <w:t xml:space="preserve">The user logs in and selects </w:t>
+      </w:r>
+      <w:r>
+        <w:rPr>
+          <w:b/>
+          <w:bCs/>
+          <w:sz w:val="24"/>
+          <w:szCs w:val="24"/>
+        </w:rPr>
+        <w:t>Contacts Management</w:t>
+      </w:r>
+      <w:r>
+        <w:rPr>
+          <w:sz w:val="24"/>
+          <w:szCs w:val="24"/>
+        </w:rPr>
+        <w:t>.</w:t>
+      </w:r>
+    </w:p>
+    <w:p>
+      <w:pPr>
+        <w:ind w:left="720"/>
+        <w:rPr>
+          <w:sz w:val="24"/>
+          <w:szCs w:val="24"/>
+        </w:rPr>
+      </w:pPr>
+      <w:r>
+        <w:rPr>
+          <w:sz w:val="24"/>
+          <w:szCs w:val="24"/>
+        </w:rPr>
+        <w:t xml:space="preserve">The system retrieves the contacts with the account_id corresponding to the logged-in </w:t>
+      </w:r>
+      <w:r>
+        <w:rPr>
+          <w:sz w:val="24"/>
+          <w:szCs w:val="24"/>
+        </w:rPr>
         <w:lastRenderedPageBreak/>
-        <w:t>4. Contact Management Interface</w:t>
-      </w:r>
-    </w:p>
-    <w:p>
-      <w:pPr>
-        <w:ind w:left="720"/>
-        <w:rPr>
-          <w:b/>
-          <w:bCs/>
-          <w:sz w:val="24"/>
-          <w:szCs w:val="24"/>
-        </w:rPr>
-      </w:pPr>
-      <w:r>
-        <w:rPr>
-          <w:b/>
-          <w:bCs/>
-          <w:sz w:val="24"/>
-          <w:szCs w:val="24"/>
-        </w:rPr>
-        <w:t>4.1. Interface description</w:t>
-      </w:r>
-    </w:p>
-    <w:p>
-      <w:pPr>
-        <w:ind w:left="720"/>
-        <w:rPr>
-          <w:sz w:val="24"/>
-          <w:szCs w:val="24"/>
-        </w:rPr>
-      </w:pPr>
-      <w:r>
-        <w:rPr>
-          <w:b/>
-          <w:bCs/>
-          <w:sz w:val="24"/>
-          <w:szCs w:val="24"/>
-        </w:rPr>
-        <w:t>- Contacts Management</w:t>
-      </w:r>
-      <w:r>
-        <w:rPr>
-          <w:sz w:val="24"/>
-          <w:szCs w:val="24"/>
-        </w:rPr>
-        <w:t xml:space="preserve"> is a central interface for users to manage personal contacts. The interface displays the Contacts of the current account and provides actions to add, edit, delete, and view Contacts.</w:t>
-      </w:r>
-    </w:p>
-    <w:p>
-      <w:pPr>
-        <w:ind w:left="720"/>
-        <w:rPr>
-          <w:sz w:val="24"/>
-          <w:szCs w:val="24"/>
-        </w:rPr>
-      </w:pPr>
-      <w:r>
-        <w:rPr>
-          <w:sz w:val="24"/>
-          <w:szCs w:val="24"/>
-        </w:rPr>
-        <w:t>- The interface only displays data belonging to the User who is logged in based on the account_id.</w:t>
-      </w:r>
-    </w:p>
-    <w:p>
-      <w:pPr>
-        <w:ind w:left="720"/>
-        <w:rPr>
-          <w:b/>
-          <w:bCs/>
-          <w:sz w:val="24"/>
-          <w:szCs w:val="24"/>
-        </w:rPr>
-      </w:pPr>
-      <w:r>
-        <w:rPr>
-          <w:b/>
-          <w:bCs/>
-          <w:sz w:val="24"/>
-          <w:szCs w:val="24"/>
-        </w:rPr>
-        <w:t>4.2. Interface components</w:t>
-      </w:r>
-    </w:p>
-    <w:p>
-      <w:pPr>
-        <w:ind w:left="720"/>
-        <w:rPr>
-          <w:sz w:val="24"/>
-          <w:szCs w:val="24"/>
-        </w:rPr>
-      </w:pPr>
-      <w:r>
-        <w:rPr>
-          <w:b/>
-          <w:bCs/>
-          <w:sz w:val="24"/>
-          <w:szCs w:val="24"/>
-        </w:rPr>
-        <w:t>- Contact List:</w:t>
-      </w:r>
-      <w:r>
-        <w:rPr>
-          <w:sz w:val="24"/>
-          <w:szCs w:val="24"/>
-        </w:rPr>
-        <w:t xml:space="preserve"> displays the Contacts.</w:t>
-      </w:r>
-    </w:p>
-    <w:p>
-      <w:pPr>
-        <w:ind w:left="720"/>
-        <w:rPr>
-          <w:sz w:val="24"/>
-          <w:szCs w:val="24"/>
-        </w:rPr>
-      </w:pPr>
-      <w:r>
-        <w:rPr>
-          <w:b/>
-          <w:bCs/>
-          <w:sz w:val="24"/>
-          <w:szCs w:val="24"/>
-        </w:rPr>
-        <w:t>- + sign:</w:t>
-      </w:r>
-      <w:r>
-        <w:rPr>
-          <w:sz w:val="24"/>
-          <w:szCs w:val="24"/>
-        </w:rPr>
-        <w:t xml:space="preserve"> open the Add Contact interface.</w:t>
-      </w:r>
-    </w:p>
-    <w:p>
-      <w:pPr>
-        <w:ind w:left="720"/>
-        <w:rPr>
-          <w:sz w:val="24"/>
-          <w:szCs w:val="24"/>
-        </w:rPr>
-      </w:pPr>
-      <w:r>
-        <w:rPr>
-          <w:b/>
-          <w:bCs/>
-          <w:sz w:val="24"/>
-          <w:szCs w:val="24"/>
-        </w:rPr>
-        <w:t>- ...mark</w:t>
-      </w:r>
-      <w:r>
-        <w:rPr>
-          <w:sz w:val="24"/>
-          <w:szCs w:val="24"/>
-        </w:rPr>
-        <w:t>:  opens actions for Contact, such as Edit or Delete.</w:t>
-      </w:r>
-    </w:p>
-    <w:p>
-      <w:pPr>
-        <w:ind w:left="720"/>
-        <w:rPr>
-          <w:sz w:val="24"/>
-          <w:szCs w:val="24"/>
-        </w:rPr>
-      </w:pPr>
-      <w:r>
-        <w:rPr>
-          <w:b/>
-          <w:bCs/>
-          <w:sz w:val="24"/>
-          <w:szCs w:val="24"/>
-        </w:rPr>
-        <w:t>- Magnifying glass icon:</w:t>
-      </w:r>
-      <w:r>
-        <w:rPr>
-          <w:sz w:val="24"/>
-          <w:szCs w:val="24"/>
-        </w:rPr>
-        <w:t xml:space="preserve"> switch to Search Contacts.</w:t>
-      </w:r>
-    </w:p>
-    <w:p>
-      <w:pPr>
-        <w:ind w:left="720"/>
-        <w:rPr>
-          <w:sz w:val="24"/>
-          <w:szCs w:val="24"/>
-        </w:rPr>
-      </w:pPr>
-      <w:r>
-        <w:rPr>
-          <w:b/>
-          <w:bCs/>
-          <w:sz w:val="24"/>
-          <w:szCs w:val="24"/>
-        </w:rPr>
-        <w:t>- Favorites</w:t>
-      </w:r>
-      <w:r>
-        <w:rPr>
-          <w:sz w:val="24"/>
-          <w:szCs w:val="24"/>
-        </w:rPr>
-        <w:t xml:space="preserve"> : go to or interact with Favorite.</w:t>
-      </w:r>
-    </w:p>
-    <w:p>
-      <w:pPr>
-        <w:ind w:left="720"/>
-        <w:rPr>
-          <w:sz w:val="24"/>
-          <w:szCs w:val="24"/>
-        </w:rPr>
-      </w:pPr>
-      <w:r>
-        <w:rPr>
-          <w:b/>
-          <w:bCs/>
-          <w:sz w:val="24"/>
-          <w:szCs w:val="24"/>
-        </w:rPr>
-        <w:t>- Title bar:</w:t>
-      </w:r>
-      <w:r>
-        <w:rPr>
-          <w:sz w:val="24"/>
-          <w:szCs w:val="24"/>
-        </w:rPr>
-        <w:t xml:space="preserve"> displays the current function name.</w:t>
-      </w:r>
-    </w:p>
-    <w:p>
-      <w:pPr>
-        <w:ind w:left="720"/>
-        <w:rPr>
-          <w:sz w:val="24"/>
-          <w:szCs w:val="24"/>
-        </w:rPr>
-      </w:pPr>
-      <w:r>
-        <w:rPr>
-          <w:sz w:val="24"/>
-          <w:szCs w:val="24"/>
-        </w:rPr>
-        <w:t>- Contact information may include:</w:t>
-      </w:r>
-    </w:p>
-    <w:p>
-      <w:pPr>
-        <w:ind w:left="1440"/>
-        <w:rPr>
-          <w:sz w:val="24"/>
-          <w:szCs w:val="24"/>
-        </w:rPr>
-      </w:pPr>
-      <w:r>
-        <w:rPr>
-          <w:sz w:val="24"/>
-          <w:szCs w:val="24"/>
-        </w:rPr>
-        <w:t>+ Name</w:t>
-      </w:r>
-    </w:p>
-    <w:p>
-      <w:pPr>
-        <w:ind w:left="1440"/>
-        <w:rPr>
-          <w:sz w:val="24"/>
-          <w:szCs w:val="24"/>
-        </w:rPr>
-      </w:pPr>
-      <w:r>
-        <w:rPr>
-          <w:sz w:val="24"/>
-          <w:szCs w:val="24"/>
-        </w:rPr>
-        <w:t>+ Phone</w:t>
-      </w:r>
-    </w:p>
-    <w:p>
-      <w:pPr>
-        <w:ind w:left="1440"/>
-        <w:rPr>
-          <w:sz w:val="24"/>
-          <w:szCs w:val="24"/>
-        </w:rPr>
-      </w:pPr>
-      <w:r>
-        <w:rPr>
-          <w:sz w:val="24"/>
-          <w:szCs w:val="24"/>
-        </w:rPr>
-        <w:t>+ Email</w:t>
-      </w:r>
-    </w:p>
-    <w:p>
-      <w:pPr>
-        <w:ind w:left="1440"/>
-        <w:rPr>
-          <w:sz w:val="24"/>
-          <w:szCs w:val="24"/>
-        </w:rPr>
-      </w:pPr>
-      <w:r>
-        <w:rPr>
-          <w:sz w:val="24"/>
-          <w:szCs w:val="24"/>
-        </w:rPr>
-        <w:t>+ Address</w:t>
-      </w:r>
-    </w:p>
-    <w:p>
-      <w:pPr>
-        <w:ind w:left="1440"/>
-        <w:rPr>
-          <w:sz w:val="24"/>
-          <w:szCs w:val="24"/>
-        </w:rPr>
-      </w:pPr>
-      <w:r>
-        <w:rPr>
-          <w:sz w:val="24"/>
-          <w:szCs w:val="24"/>
-        </w:rPr>
-        <w:t>+ Group</w:t>
-      </w:r>
-    </w:p>
-    <w:p>
-      <w:pPr>
-        <w:ind w:left="1440"/>
-        <w:rPr>
-          <w:sz w:val="24"/>
-          <w:szCs w:val="24"/>
-        </w:rPr>
-      </w:pPr>
-      <w:r>
-        <w:rPr>
-          <w:sz w:val="24"/>
-          <w:szCs w:val="24"/>
-        </w:rPr>
-        <w:t>+ Favorite</w:t>
-      </w:r>
-    </w:p>
-    <w:p>
-      <w:pPr>
-        <w:ind w:left="720"/>
-        <w:rPr>
-          <w:b/>
-          <w:bCs/>
-          <w:sz w:val="24"/>
-          <w:szCs w:val="24"/>
-        </w:rPr>
-      </w:pPr>
-      <w:r>
-        <w:rPr>
-          <w:b/>
-          <w:bCs/>
-          <w:sz w:val="24"/>
-          <w:szCs w:val="24"/>
-        </w:rPr>
-        <w:t>4.3. Interaction Flow</w:t>
-      </w:r>
-    </w:p>
-    <w:p>
-      <w:pPr>
-        <w:ind w:left="720"/>
-        <w:rPr>
-          <w:sz w:val="24"/>
-          <w:szCs w:val="24"/>
-        </w:rPr>
-      </w:pPr>
-      <w:r>
-        <w:rPr>
-          <w:sz w:val="24"/>
-          <w:szCs w:val="24"/>
-        </w:rPr>
-        <w:t xml:space="preserve">The user logs in and selects </w:t>
-      </w:r>
-      <w:r>
-        <w:rPr>
-          <w:b/>
-          <w:bCs/>
-          <w:sz w:val="24"/>
-          <w:szCs w:val="24"/>
-        </w:rPr>
-        <w:t>Contacts Management</w:t>
-      </w:r>
-      <w:r>
-        <w:rPr>
-          <w:sz w:val="24"/>
-          <w:szCs w:val="24"/>
-        </w:rPr>
-        <w:t>.</w:t>
-      </w:r>
-    </w:p>
-    <w:p>
-      <w:pPr>
-        <w:ind w:left="720"/>
-        <w:rPr>
-          <w:sz w:val="24"/>
-          <w:szCs w:val="24"/>
-        </w:rPr>
-      </w:pPr>
-      <w:r>
-        <w:rPr>
-          <w:sz w:val="24"/>
-          <w:szCs w:val="24"/>
-        </w:rPr>
-        <w:t>The system retrieves the contacts with the account_id corresponding to the logged-in account and displays a list.</w:t>
+        <w:t>account and displays a list.</w:t>
       </w:r>
     </w:p>
     <w:p>
@@ -34426,7 +34431,6 @@
           <w:sz w:val="24"/>
           <w:szCs w:val="24"/>
         </w:rPr>
-        <w:lastRenderedPageBreak/>
         <w:t>6.2. Interface Components</w:t>
       </w:r>
     </w:p>
@@ -34885,6 +34889,7 @@
           <w:sz w:val="24"/>
           <w:szCs w:val="24"/>
         </w:rPr>
+        <w:lastRenderedPageBreak/>
         <w:t>Confirmation content:</w:t>
       </w:r>
     </w:p>
@@ -35579,7 +35584,6 @@
           <w:sz w:val="24"/>
           <w:szCs w:val="24"/>
         </w:rPr>
-        <w:lastRenderedPageBreak/>
         <w:t xml:space="preserve">Select </w:t>
       </w:r>
       <w:r>
@@ -36107,6 +36111,7 @@
           <w:sz w:val="24"/>
           <w:szCs w:val="24"/>
         </w:rPr>
+        <w:lastRenderedPageBreak/>
         <w:t xml:space="preserve">- ...mark: </w:t>
       </w:r>
       <w:r>
@@ -36722,7 +36727,6 @@
           <w:sz w:val="24"/>
           <w:szCs w:val="24"/>
         </w:rPr>
-        <w:lastRenderedPageBreak/>
         <w:t>- Account List.</w:t>
       </w:r>
     </w:p>
@@ -37210,6 +37214,7 @@
           <w:sz w:val="24"/>
           <w:szCs w:val="24"/>
         </w:rPr>
+        <w:lastRenderedPageBreak/>
         <w:t xml:space="preserve">The </w:t>
       </w:r>
       <w:r>
@@ -37827,7 +37832,6 @@
           <w:sz w:val="24"/>
           <w:szCs w:val="24"/>
         </w:rPr>
-        <w:lastRenderedPageBreak/>
         <w:t>Groups</w:t>
       </w:r>
     </w:p>
@@ -38333,6 +38337,7 @@
           <w:sz w:val="24"/>
           <w:szCs w:val="24"/>
         </w:rPr>
+        <w:lastRenderedPageBreak/>
         <w:t>Display System:</w:t>
       </w:r>
     </w:p>
@@ -38519,7 +38524,7 @@
 </file>
 
 <file path=word/header1.xml><?xml version="1.0" encoding="utf-8"?>
-<w:hdr xmlns:wpc="http://schemas.microsoft.com/office/word/2010/wordprocessingCanvas" xmlns:mc="http://schemas.openxmlformats.org/markup-compatibility/2006" xmlns:o="urn:schemas-microsoft-com:office:office" xmlns:r="http://schemas.openxmlformats.org/officeDocument/2006/relationships" xmlns:m="http://schemas.openxmlformats.org/officeDocument/2006/math" xmlns:v="urn:schemas-microsoft-com:vml" xmlns:wp14="http://schemas.microsoft.com/office/word/2010/wordprocessingDrawing" xmlns:wp="http://schemas.openxmlformats.org/drawingml/2006/wordprocessingDrawing" xmlns:w10="urn:schemas-microsoft-com:office:word" xmlns:w="http://schemas.openxmlformats.org/wordprocessingml/2006/main" xmlns:w14="http://schemas.microsoft.com/office/word/2010/wordml" xmlns:w15="http://schemas.microsoft.com/office/word/2012/wordml" xmlns:w16se="http://schemas.microsoft.com/office/word/2015/wordml/symex" xmlns:w16cid="http://schemas.microsoft.com/office/word/2016/wordml/cid" xmlns:w16="http://schemas.microsoft.com/office/word/2018/wordml" xmlns:w16cex="http://schemas.microsoft.com/office/word/2018/wordml/cex" xmlns:w16sdtdh="http://schemas.microsoft.com/office/word/2020/wordml/sdtdatahash" xmlns:wne="http://schemas.microsoft.com/office/word/2006/wordml" xmlns:wpg="http://schemas.microsoft.com/office/word/2010/wordprocessingGroup" xmlns:wps="http://schemas.microsoft.com/office/word/2010/wordprocessingShape">
+<w:hdr xmlns:wpc="http://schemas.microsoft.com/office/word/2010/wordprocessingCanvas" xmlns:cx="http://schemas.microsoft.com/office/drawing/2014/chartex" xmlns:cx1="http://schemas.microsoft.com/office/drawing/2015/9/8/chartex" xmlns:cx2="http://schemas.microsoft.com/office/drawing/2015/10/21/chartex" xmlns:cx3="http://schemas.microsoft.com/office/drawing/2016/5/9/chartex" xmlns:cx4="http://schemas.microsoft.com/office/drawing/2016/5/10/chartex" xmlns:cx5="http://schemas.microsoft.com/office/drawing/2016/5/11/chartex" xmlns:cx6="http://schemas.microsoft.com/office/drawing/2016/5/12/chartex" xmlns:cx7="http://schemas.microsoft.com/office/drawing/2016/5/13/chartex" xmlns:cx8="http://schemas.microsoft.com/office/drawing/2016/5/14/chartex" xmlns:mc="http://schemas.openxmlformats.org/markup-compatibility/2006" xmlns:aink="http://schemas.microsoft.com/office/drawing/2016/ink" xmlns:am3d="http://schemas.microsoft.com/office/drawing/2017/model3d" xmlns:o="urn:schemas-microsoft-com:office:office" xmlns:oel="http://schemas.microsoft.com/office/2019/extlst" xmlns:r="http://schemas.openxmlformats.org/officeDocument/2006/relationships" xmlns:m="http://schemas.openxmlformats.org/officeDocument/2006/math" xmlns:v="urn:schemas-microsoft-com:vml" xmlns:wp14="http://schemas.microsoft.com/office/word/2010/wordprocessingDrawing" xmlns:wp="http://schemas.openxmlformats.org/drawingml/2006/wordprocessingDrawing" xmlns:w10="urn:schemas-microsoft-com:office:word" xmlns:w="http://schemas.openxmlformats.org/wordprocessingml/2006/main" xmlns:w14="http://schemas.microsoft.com/office/word/2010/wordml" xmlns:w15="http://schemas.microsoft.com/office/word/2012/wordml" xmlns:w16cex="http://schemas.microsoft.com/office/word/2018/wordml/cex" xmlns:w16cid="http://schemas.microsoft.com/office/word/2016/wordml/cid" xmlns:w16="http://schemas.microsoft.com/office/word/2018/wordml" xmlns:w16du="http://schemas.microsoft.com/office/word/2023/wordml/word16du" xmlns:w16sdtdh="http://schemas.microsoft.com/office/word/2020/wordml/sdtdatahash" xmlns:w16sdtfl="http://schemas.microsoft.com/office/word/2024/wordml/sdtformatlock" xmlns:w16se="http://schemas.microsoft.com/office/word/2015/wordml/symex" xmlns:wpg="http://schemas.microsoft.com/office/word/2010/wordprocessingGroup" xmlns:wpi="http://schemas.microsoft.com/office/word/2010/wordprocessingInk" xmlns:wne="http://schemas.microsoft.com/office/word/2006/wordml" xmlns:wps="http://schemas.microsoft.com/office/word/2010/wordprocessingShape" mc:Ignorable="w14 w15 w16se w16cid w16 w16cex w16sdtdh w16sdtfl w16du wp14">
   <w:p>
     <w:pPr>
       <w:pStyle w:val="Header"/>
